--- a/module-5/mod5.2flow-hughes.docx
+++ b/module-5/mod5.2flow-hughes.docx
@@ -4,6 +4,9 @@
   <w:body>
     <w:p>
       <w:r>
+        <w:rPr>
+          <w:noProof/>
+        </w:rPr>
         <w:drawing>
           <wp:anchor distT="0" distB="0" distL="114300" distR="114300" simplePos="0" relativeHeight="251658240" behindDoc="0" locked="0" layoutInCell="1" allowOverlap="1" wp14:anchorId="7E511946" wp14:editId="0060B689">
             <wp:simplePos x="0" y="0"/>
@@ -53,6 +56,9 @@
             </a:graphic>
           </wp:anchor>
         </w:drawing>
+      </w:r>
+      <w:r>
+        <w:t xml:space="preserve">IS </w:t>
       </w:r>
       <w:r>
         <w:t>Kyle Hughes</w:t>
